--- a/templates/CALL_UP/current.docx
+++ b/templates/CALL_UP/current.docx
@@ -21,6 +21,55 @@
           <w:szCs w:val="20"/>
         </w:rPr>
       </w:pPr>
+      <w:r>
+        <w:rPr>
+          <w:rFonts w:ascii="Segoe UI" w:hAnsi="Segoe UI" w:cs="Segoe UI"/>
+          <w:b/>
+          <w:sz w:val="20"/>
+          <w:szCs w:val="20"/>
+        </w:rPr>
+        <w:t xml:space="preserve">Our </w:t>
+      </w:r>
+      <w:proofErr w:type="gramStart"/>
+      <w:r>
+        <w:rPr>
+          <w:rFonts w:ascii="Segoe UI" w:hAnsi="Segoe UI" w:cs="Segoe UI"/>
+          <w:b/>
+          <w:sz w:val="20"/>
+          <w:szCs w:val="20"/>
+        </w:rPr>
+        <w:t xml:space="preserve">Ref: </w:t>
+      </w:r>
+      <w:r>
+        <w:rPr>
+          <w:rFonts w:ascii="Segoe UI" w:hAnsi="Segoe UI" w:cs="Segoe UI"/>
+          <w:b/>
+          <w:sz w:val="20"/>
+          <w:szCs w:val="20"/>
+        </w:rPr>
+        <w:t>{</w:t>
+      </w:r>
+      <w:proofErr w:type="spellStart"/>
+      <w:proofErr w:type="gramEnd"/>
+      <w:r>
+        <w:rPr>
+          <w:rFonts w:ascii="Segoe UI" w:hAnsi="Segoe UI" w:cs="Segoe UI"/>
+          <w:b/>
+          <w:sz w:val="20"/>
+          <w:szCs w:val="20"/>
+        </w:rPr>
+        <w:t>our_ref</w:t>
+      </w:r>
+      <w:proofErr w:type="spellEnd"/>
+      <w:r>
+        <w:rPr>
+          <w:rFonts w:ascii="Segoe UI" w:hAnsi="Segoe UI" w:cs="Segoe UI"/>
+          <w:b/>
+          <w:sz w:val="20"/>
+          <w:szCs w:val="20"/>
+        </w:rPr>
+        <w:t>}</w:t>
+      </w:r>
     </w:p>
     <w:p>
       <w:pPr>
@@ -36,7 +85,6 @@
       <w:pPr>
         <w:rPr>
           <w:rFonts w:ascii="Segoe UI" w:hAnsi="Segoe UI" w:cs="Segoe UI"/>
-          <w:b/>
           <w:sz w:val="20"/>
           <w:szCs w:val="20"/>
         </w:rPr>
@@ -44,105 +92,10 @@
       <w:r>
         <w:rPr>
           <w:rFonts w:ascii="Segoe UI" w:hAnsi="Segoe UI" w:cs="Segoe UI"/>
-          <w:b/>
-          <w:sz w:val="20"/>
-          <w:szCs w:val="20"/>
-        </w:rPr>
-        <w:t>Our Ref: K</w:t>
-      </w:r>
-      <w:r>
-        <w:rPr>
-          <w:rFonts w:ascii="Segoe UI" w:hAnsi="Segoe UI" w:cs="Segoe UI"/>
-          <w:b/>
-          <w:sz w:val="20"/>
-          <w:szCs w:val="20"/>
-        </w:rPr>
-        <w:t>B/DRU</w:t>
-      </w:r>
-      <w:proofErr w:type="gramStart"/>
-      <w:r>
-        <w:rPr>
-          <w:rFonts w:ascii="Segoe UI" w:hAnsi="Segoe UI" w:cs="Segoe UI"/>
-          <w:b/>
-          <w:sz w:val="20"/>
-          <w:szCs w:val="20"/>
-        </w:rPr>
-        <w:t>/</w:t>
-      </w:r>
-      <w:r>
-        <w:rPr>
-          <w:rFonts w:ascii="Segoe UI" w:hAnsi="Segoe UI" w:cs="Segoe UI"/>
-          <w:b/>
-          <w:sz w:val="20"/>
-          <w:szCs w:val="20"/>
-        </w:rPr>
-        <w:t>[</w:t>
-      </w:r>
-      <w:proofErr w:type="gramEnd"/>
-      <w:r>
-        <w:rPr>
-          <w:rFonts w:ascii="Segoe UI" w:hAnsi="Segoe UI" w:cs="Segoe UI"/>
-          <w:b/>
-          <w:sz w:val="20"/>
-          <w:szCs w:val="20"/>
-        </w:rPr>
-        <w:t xml:space="preserve">Client </w:t>
-      </w:r>
-      <w:proofErr w:type="gramStart"/>
-      <w:r>
-        <w:rPr>
-          <w:rFonts w:ascii="Segoe UI" w:hAnsi="Segoe UI" w:cs="Segoe UI"/>
-          <w:b/>
-          <w:sz w:val="20"/>
-          <w:szCs w:val="20"/>
-        </w:rPr>
-        <w:t>ID</w:t>
-      </w:r>
-      <w:r>
-        <w:rPr>
-          <w:rFonts w:ascii="Segoe UI" w:hAnsi="Segoe UI" w:cs="Segoe UI"/>
-          <w:b/>
-          <w:sz w:val="20"/>
-          <w:szCs w:val="20"/>
-        </w:rPr>
-        <w:t>]</w:t>
-      </w:r>
-      <w:r>
-        <w:rPr>
-          <w:rFonts w:ascii="Segoe UI" w:hAnsi="Segoe UI" w:cs="Segoe UI"/>
-          <w:b/>
-          <w:sz w:val="20"/>
-          <w:szCs w:val="20"/>
-        </w:rPr>
-        <w:t>_</w:t>
-      </w:r>
-      <w:proofErr w:type="gramEnd"/>
-      <w:r>
-        <w:rPr>
-          <w:rFonts w:ascii="Segoe UI" w:hAnsi="Segoe UI" w:cs="Segoe UI"/>
-          <w:b/>
-          <w:sz w:val="20"/>
-          <w:szCs w:val="20"/>
-        </w:rPr>
-        <w:t>[Account managers</w:t>
-      </w:r>
-      <w:r>
-        <w:rPr>
-          <w:rFonts w:ascii="Segoe UI" w:hAnsi="Segoe UI" w:cs="Segoe UI"/>
-          <w:b/>
-          <w:sz w:val="20"/>
-          <w:szCs w:val="20"/>
-        </w:rPr>
-        <w:t xml:space="preserve"> initials</w:t>
-      </w:r>
-      <w:r>
-        <w:rPr>
-          <w:rFonts w:ascii="Segoe UI" w:hAnsi="Segoe UI" w:cs="Segoe UI"/>
-          <w:b/>
-          <w:sz w:val="20"/>
-          <w:szCs w:val="20"/>
-        </w:rPr>
-        <w:t>]</w:t>
+          <w:sz w:val="20"/>
+          <w:szCs w:val="20"/>
+        </w:rPr>
+        <w:t>{date}</w:t>
       </w:r>
     </w:p>
     <w:p>
@@ -152,6 +105,402 @@
           <w:b/>
           <w:sz w:val="20"/>
           <w:szCs w:val="20"/>
+        </w:rPr>
+      </w:pPr>
+      <w:r>
+        <w:rPr>
+          <w:rFonts w:ascii="Segoe UI" w:hAnsi="Segoe UI" w:cs="Segoe UI"/>
+          <w:bCs/>
+          <w:sz w:val="20"/>
+          <w:szCs w:val="20"/>
+        </w:rPr>
+        <w:t>{#</w:t>
+      </w:r>
+      <w:proofErr w:type="gramStart"/>
+      <w:r>
+        <w:rPr>
+          <w:rFonts w:ascii="Segoe UI" w:hAnsi="Segoe UI" w:cs="Segoe UI"/>
+          <w:bCs/>
+          <w:sz w:val="20"/>
+          <w:szCs w:val="20"/>
+        </w:rPr>
+        <w:t>customer}{</w:t>
+      </w:r>
+      <w:proofErr w:type="gramEnd"/>
+      <w:r>
+        <w:rPr>
+          <w:rFonts w:ascii="Segoe UI" w:hAnsi="Segoe UI" w:cs="Segoe UI"/>
+          <w:bCs/>
+          <w:sz w:val="20"/>
+          <w:szCs w:val="20"/>
+        </w:rPr>
+        <w:t>name}{/customer</w:t>
+      </w:r>
+      <w:proofErr w:type="gramStart"/>
+      <w:r>
+        <w:rPr>
+          <w:rFonts w:ascii="Segoe UI" w:hAnsi="Segoe UI" w:cs="Segoe UI"/>
+          <w:bCs/>
+          <w:sz w:val="20"/>
+          <w:szCs w:val="20"/>
+        </w:rPr>
+        <w:t>},</w:t>
+      </w:r>
+      <w:r>
+        <w:rPr>
+          <w:rFonts w:ascii="Segoe UI" w:hAnsi="Segoe UI" w:cs="Segoe UI"/>
+          <w:bCs/>
+          <w:sz w:val="20"/>
+          <w:szCs w:val="20"/>
+          <w:lang w:val="nb-NO"/>
+        </w:rPr>
+        <w:t xml:space="preserve">   </w:t>
+      </w:r>
+      <w:proofErr w:type="gramEnd"/>
+      <w:r>
+        <w:rPr>
+          <w:rFonts w:ascii="Segoe UI" w:hAnsi="Segoe UI" w:cs="Segoe UI"/>
+          <w:bCs/>
+          <w:sz w:val="20"/>
+          <w:szCs w:val="20"/>
+          <w:lang w:val="nb-NO"/>
+        </w:rPr>
+        <w:t xml:space="preserve">                     </w:t>
+      </w:r>
+      <w:r>
+        <w:rPr>
+          <w:rFonts w:ascii="Segoe UI" w:hAnsi="Segoe UI" w:cs="Segoe UI"/>
+          <w:bCs/>
+          <w:sz w:val="20"/>
+          <w:szCs w:val="20"/>
+          <w:lang w:val="nb-NO"/>
+        </w:rPr>
+        <w:t xml:space="preserve">                        </w:t>
+      </w:r>
+      <w:r>
+        <w:rPr>
+          <w:rFonts w:ascii="Segoe UI" w:hAnsi="Segoe UI" w:cs="Segoe UI"/>
+          <w:bCs/>
+          <w:sz w:val="20"/>
+          <w:szCs w:val="20"/>
+          <w:lang w:val="nb-NO"/>
+        </w:rPr>
+        <w:t xml:space="preserve">   </w:t>
+      </w:r>
+      <w:r>
+        <w:rPr>
+          <w:rFonts w:ascii="Segoe UI" w:hAnsi="Segoe UI" w:cs="Segoe UI"/>
+          <w:bCs/>
+          <w:sz w:val="20"/>
+          <w:szCs w:val="20"/>
+          <w:lang w:val="nb-NO"/>
+        </w:rPr>
+        <w:t xml:space="preserve">    </w:t>
+      </w:r>
+      <w:r>
+        <w:rPr>
+          <w:rFonts w:ascii="Segoe UI" w:hAnsi="Segoe UI" w:cs="Segoe UI"/>
+          <w:bCs/>
+          <w:sz w:val="20"/>
+          <w:szCs w:val="20"/>
+          <w:lang w:val="nb-NO"/>
+        </w:rPr>
+        <w:t xml:space="preserve">         </w:t>
+      </w:r>
+      <w:r>
+        <w:rPr>
+          <w:rFonts w:ascii="Segoe UI" w:hAnsi="Segoe UI" w:cs="Segoe UI"/>
+          <w:bCs/>
+          <w:sz w:val="20"/>
+          <w:szCs w:val="20"/>
+          <w:lang w:val="nb-NO"/>
+        </w:rPr>
+        <w:t xml:space="preserve"> </w:t>
+      </w:r>
+      <w:proofErr w:type="gramStart"/>
+      <w:r>
+        <w:rPr>
+          <w:rFonts w:ascii="Segoe UI" w:hAnsi="Segoe UI" w:cs="Segoe UI"/>
+          <w:bCs/>
+          <w:sz w:val="20"/>
+          <w:szCs w:val="20"/>
+          <w:lang w:val="nb-NO"/>
+        </w:rPr>
+        <w:t xml:space="preserve">  </w:t>
+      </w:r>
+      <w:r>
+        <w:rPr>
+          <w:rFonts w:ascii="Segoe UI" w:hAnsi="Segoe UI" w:cs="Segoe UI"/>
+          <w:b/>
+          <w:bCs/>
+          <w:sz w:val="20"/>
+          <w:szCs w:val="20"/>
+          <w:lang w:val="nb-NO"/>
+        </w:rPr>
+        <w:t>”</w:t>
+      </w:r>
+      <w:proofErr w:type="gramEnd"/>
+      <w:r>
+        <w:rPr>
+          <w:rFonts w:ascii="Segoe UI" w:hAnsi="Segoe UI" w:cs="Segoe UI"/>
+          <w:b/>
+          <w:bCs/>
+          <w:sz w:val="20"/>
+          <w:szCs w:val="20"/>
+          <w:lang w:val="nb-NO"/>
+        </w:rPr>
+        <w:t xml:space="preserve"> VIA</w:t>
+      </w:r>
+      <w:r>
+        <w:rPr>
+          <w:rFonts w:ascii="Segoe UI" w:hAnsi="Segoe UI" w:cs="Segoe UI"/>
+          <w:b/>
+          <w:bCs/>
+          <w:i/>
+          <w:iCs/>
+          <w:sz w:val="20"/>
+          <w:szCs w:val="20"/>
+          <w:lang w:val="fr-FR"/>
+        </w:rPr>
+        <w:t xml:space="preserve"> REGISTERED POST”</w:t>
+      </w:r>
+      <w:r>
+        <w:rPr>
+          <w:rFonts w:ascii="Segoe UI" w:hAnsi="Segoe UI" w:cs="Segoe UI"/>
+          <w:sz w:val="20"/>
+          <w:szCs w:val="20"/>
+          <w:lang w:val="nb-NO"/>
+        </w:rPr>
+        <w:t xml:space="preserve">                     </w:t>
+      </w:r>
+      <w:r>
+        <w:rPr>
+          <w:rFonts w:ascii="Segoe UI" w:hAnsi="Segoe UI" w:cs="Segoe UI"/>
+          <w:sz w:val="20"/>
+          <w:szCs w:val="20"/>
+          <w:lang w:val="nb-NO"/>
+        </w:rPr>
+        <w:t xml:space="preserve">  </w:t>
+      </w:r>
+      <w:r>
+        <w:rPr>
+          <w:rFonts w:ascii="Segoe UI" w:hAnsi="Segoe UI" w:cs="Segoe UI"/>
+          <w:sz w:val="20"/>
+          <w:szCs w:val="20"/>
+          <w:lang w:val="nb-NO"/>
+        </w:rPr>
+        <w:t xml:space="preserve"> </w:t>
+      </w:r>
+      <w:r>
+        <w:rPr>
+          <w:rFonts w:ascii="Segoe UI" w:hAnsi="Segoe UI" w:cs="Segoe UI"/>
+          <w:sz w:val="20"/>
+          <w:szCs w:val="20"/>
+          <w:lang w:val="nb-NO"/>
+        </w:rPr>
+        <w:t xml:space="preserve">        </w:t>
+      </w:r>
+      <w:r>
+        <w:rPr>
+          <w:rFonts w:ascii="Segoe UI" w:hAnsi="Segoe UI" w:cs="Segoe UI"/>
+          <w:sz w:val="20"/>
+          <w:szCs w:val="20"/>
+          <w:lang w:val="nb-NO"/>
+        </w:rPr>
+        <w:t xml:space="preserve">             </w:t>
+      </w:r>
+      <w:r>
+        <w:rPr>
+          <w:rFonts w:ascii="Segoe UI" w:hAnsi="Segoe UI" w:cs="Segoe UI"/>
+          <w:sz w:val="20"/>
+          <w:szCs w:val="20"/>
+          <w:lang w:val="nb-NO"/>
+        </w:rPr>
+        <w:t xml:space="preserve">  </w:t>
+      </w:r>
+    </w:p>
+    <w:p>
+      <w:pPr>
+        <w:rPr>
+          <w:rFonts w:ascii="Segoe UI" w:hAnsi="Segoe UI" w:cs="Segoe UI"/>
+          <w:bCs/>
+          <w:sz w:val="20"/>
+          <w:szCs w:val="20"/>
+        </w:rPr>
+      </w:pPr>
+      <w:r>
+        <w:rPr>
+          <w:rFonts w:ascii="Segoe UI" w:hAnsi="Segoe UI" w:cs="Segoe UI"/>
+          <w:bCs/>
+          <w:sz w:val="20"/>
+          <w:szCs w:val="20"/>
+        </w:rPr>
+        <w:t>{#</w:t>
+      </w:r>
+      <w:proofErr w:type="gramStart"/>
+      <w:r>
+        <w:rPr>
+          <w:rFonts w:ascii="Segoe UI" w:hAnsi="Segoe UI" w:cs="Segoe UI"/>
+          <w:bCs/>
+          <w:sz w:val="20"/>
+          <w:szCs w:val="20"/>
+        </w:rPr>
+        <w:t>customer}{</w:t>
+      </w:r>
+      <w:proofErr w:type="gramEnd"/>
+      <w:r>
+        <w:rPr>
+          <w:rFonts w:ascii="Segoe UI" w:hAnsi="Segoe UI" w:cs="Segoe UI"/>
+          <w:bCs/>
+          <w:sz w:val="20"/>
+          <w:szCs w:val="20"/>
+        </w:rPr>
+        <w:t>address_line_</w:t>
+      </w:r>
+      <w:proofErr w:type="gramStart"/>
+      <w:r>
+        <w:rPr>
+          <w:rFonts w:ascii="Segoe UI" w:hAnsi="Segoe UI" w:cs="Segoe UI"/>
+          <w:bCs/>
+          <w:sz w:val="20"/>
+          <w:szCs w:val="20"/>
+        </w:rPr>
+        <w:t>1}{</w:t>
+      </w:r>
+      <w:proofErr w:type="gramEnd"/>
+      <w:r>
+        <w:rPr>
+          <w:rFonts w:ascii="Segoe UI" w:hAnsi="Segoe UI" w:cs="Segoe UI"/>
+          <w:bCs/>
+          <w:sz w:val="20"/>
+          <w:szCs w:val="20"/>
+        </w:rPr>
+        <w:t>/customer} – {#</w:t>
+      </w:r>
+      <w:proofErr w:type="gramStart"/>
+      <w:r>
+        <w:rPr>
+          <w:rFonts w:ascii="Segoe UI" w:hAnsi="Segoe UI" w:cs="Segoe UI"/>
+          <w:bCs/>
+          <w:sz w:val="20"/>
+          <w:szCs w:val="20"/>
+        </w:rPr>
+        <w:t>customer}{</w:t>
+      </w:r>
+      <w:proofErr w:type="gramEnd"/>
+      <w:r>
+        <w:rPr>
+          <w:rFonts w:ascii="Segoe UI" w:hAnsi="Segoe UI" w:cs="Segoe UI"/>
+          <w:bCs/>
+          <w:sz w:val="20"/>
+          <w:szCs w:val="20"/>
+        </w:rPr>
+        <w:t>address_line_</w:t>
+      </w:r>
+      <w:proofErr w:type="gramStart"/>
+      <w:r>
+        <w:rPr>
+          <w:rFonts w:ascii="Segoe UI" w:hAnsi="Segoe UI" w:cs="Segoe UI"/>
+          <w:bCs/>
+          <w:sz w:val="20"/>
+          <w:szCs w:val="20"/>
+        </w:rPr>
+        <w:t>2}{</w:t>
+      </w:r>
+      <w:proofErr w:type="gramEnd"/>
+      <w:r>
+        <w:rPr>
+          <w:rFonts w:ascii="Segoe UI" w:hAnsi="Segoe UI" w:cs="Segoe UI"/>
+          <w:bCs/>
+          <w:sz w:val="20"/>
+          <w:szCs w:val="20"/>
+        </w:rPr>
+        <w:t xml:space="preserve">/customer}, </w:t>
+      </w:r>
+    </w:p>
+    <w:p>
+      <w:pPr>
+        <w:tabs>
+          <w:tab w:val="left" w:pos="720"/>
+          <w:tab w:val="left" w:pos="1440"/>
+          <w:tab w:val="left" w:pos="2160"/>
+          <w:tab w:val="left" w:pos="2880"/>
+          <w:tab w:val="left" w:pos="3600"/>
+          <w:tab w:val="left" w:pos="7080"/>
+        </w:tabs>
+        <w:rPr>
+          <w:rFonts w:ascii="Segoe UI" w:hAnsi="Segoe UI" w:cs="Segoe UI"/>
+          <w:bCs/>
+          <w:sz w:val="20"/>
+          <w:szCs w:val="20"/>
+        </w:rPr>
+      </w:pPr>
+      <w:r>
+        <w:rPr>
+          <w:rFonts w:ascii="Segoe UI" w:hAnsi="Segoe UI" w:cs="Segoe UI"/>
+          <w:bCs/>
+          <w:sz w:val="20"/>
+          <w:szCs w:val="20"/>
+        </w:rPr>
+        <w:t>{#</w:t>
+      </w:r>
+      <w:proofErr w:type="gramStart"/>
+      <w:r>
+        <w:rPr>
+          <w:rFonts w:ascii="Segoe UI" w:hAnsi="Segoe UI" w:cs="Segoe UI"/>
+          <w:bCs/>
+          <w:sz w:val="20"/>
+          <w:szCs w:val="20"/>
+        </w:rPr>
+        <w:t>customer}{</w:t>
+      </w:r>
+      <w:proofErr w:type="gramEnd"/>
+      <w:r>
+        <w:rPr>
+          <w:rFonts w:ascii="Segoe UI" w:hAnsi="Segoe UI" w:cs="Segoe UI"/>
+          <w:bCs/>
+          <w:sz w:val="20"/>
+          <w:szCs w:val="20"/>
+        </w:rPr>
+        <w:t>town}{/</w:t>
+      </w:r>
+      <w:proofErr w:type="gramStart"/>
+      <w:r>
+        <w:rPr>
+          <w:rFonts w:ascii="Segoe UI" w:hAnsi="Segoe UI" w:cs="Segoe UI"/>
+          <w:bCs/>
+          <w:sz w:val="20"/>
+          <w:szCs w:val="20"/>
+        </w:rPr>
+        <w:t>customer}.</w:t>
+      </w:r>
+      <w:proofErr w:type="gramEnd"/>
+      <w:r>
+        <w:rPr>
+          <w:rFonts w:ascii="Segoe UI" w:hAnsi="Segoe UI" w:cs="Segoe UI"/>
+          <w:bCs/>
+          <w:sz w:val="20"/>
+          <w:szCs w:val="20"/>
+        </w:rPr>
+        <w:t xml:space="preserve">    </w:t>
+      </w:r>
+      <w:r>
+        <w:rPr>
+          <w:rFonts w:ascii="Segoe UI" w:hAnsi="Segoe UI" w:cs="Segoe UI"/>
+          <w:bCs/>
+          <w:sz w:val="20"/>
+          <w:szCs w:val="20"/>
+        </w:rPr>
+        <w:t xml:space="preserve">                                    </w:t>
+      </w:r>
+    </w:p>
+    <w:p>
+      <w:pPr>
+        <w:rPr>
+          <w:rFonts w:ascii="Segoe UI" w:hAnsi="Segoe UI" w:cs="Segoe UI"/>
+          <w:sz w:val="20"/>
+          <w:szCs w:val="20"/>
+          <w:lang w:val="fr-FR"/>
         </w:rPr>
       </w:pPr>
     </w:p>
@@ -161,7 +510,6 @@
           <w:rFonts w:ascii="Segoe UI" w:hAnsi="Segoe UI" w:cs="Segoe UI"/>
           <w:sz w:val="20"/>
           <w:szCs w:val="20"/>
-          <w:u w:val="single"/>
         </w:rPr>
       </w:pPr>
       <w:r>
@@ -169,154 +517,16 @@
           <w:rFonts w:ascii="Segoe UI" w:hAnsi="Segoe UI" w:cs="Segoe UI"/>
           <w:sz w:val="20"/>
           <w:szCs w:val="20"/>
-          <w:u w:val="single"/>
-        </w:rPr>
-        <w:t xml:space="preserve">Date: </w:t>
-      </w:r>
-      <w:r>
-        <w:rPr>
-          <w:rFonts w:ascii="Segoe UI" w:hAnsi="Segoe UI" w:cs="Segoe UI"/>
-          <w:sz w:val="20"/>
-          <w:szCs w:val="20"/>
-          <w:u w:val="single"/>
-        </w:rPr>
-        <w:t>[date of demand]</w:t>
-      </w:r>
-    </w:p>
-    <w:p>
-      <w:pPr>
-        <w:widowControl/>
-        <w:tabs>
-          <w:tab w:val="left" w:pos="7518"/>
-        </w:tabs>
-        <w:suppressAutoHyphens w:val="0"/>
-        <w:rPr>
-          <w:rFonts w:ascii="Segoe UI" w:hAnsi="Segoe UI" w:cs="Segoe UI"/>
-          <w:sz w:val="20"/>
-          <w:szCs w:val="20"/>
-          <w:lang w:val="nb-NO"/>
-        </w:rPr>
-      </w:pPr>
-      <w:r>
-        <w:rPr>
-          <w:rFonts w:ascii="Segoe UI" w:hAnsi="Segoe UI" w:cs="Segoe UI"/>
-          <w:sz w:val="20"/>
-          <w:szCs w:val="20"/>
-          <w:lang w:val="nb-NO"/>
-        </w:rPr>
-        <w:t>{</w:t>
-      </w:r>
-      <w:r>
-        <w:rPr>
-          <w:rFonts w:ascii="Segoe UI" w:hAnsi="Segoe UI" w:cs="Segoe UI"/>
-          <w:sz w:val="20"/>
-          <w:szCs w:val="20"/>
-          <w:lang w:val="nb-NO"/>
-        </w:rPr>
-        <w:t>C</w:t>
-      </w:r>
-      <w:r>
-        <w:rPr>
-          <w:rFonts w:ascii="Segoe UI" w:hAnsi="Segoe UI" w:cs="Segoe UI"/>
-          <w:sz w:val="20"/>
-          <w:szCs w:val="20"/>
-          <w:lang w:val="nb-NO"/>
-        </w:rPr>
-        <w:t xml:space="preserve">lients Name }                                  </w:t>
-      </w:r>
-      <w:r>
-        <w:rPr>
-          <w:rFonts w:ascii="Segoe UI" w:hAnsi="Segoe UI" w:cs="Segoe UI"/>
-          <w:sz w:val="20"/>
-          <w:szCs w:val="20"/>
-          <w:lang w:val="nb-NO"/>
-        </w:rPr>
-        <w:t xml:space="preserve">                        </w:t>
-      </w:r>
-      <w:r>
-        <w:rPr>
-          <w:rFonts w:ascii="Segoe UI" w:hAnsi="Segoe UI" w:cs="Segoe UI"/>
-          <w:sz w:val="20"/>
-          <w:szCs w:val="20"/>
-          <w:lang w:val="nb-NO"/>
-        </w:rPr>
-        <w:t xml:space="preserve">   </w:t>
-      </w:r>
-      <w:r>
-        <w:rPr>
-          <w:rFonts w:ascii="Segoe UI" w:hAnsi="Segoe UI" w:cs="Segoe UI"/>
-          <w:sz w:val="20"/>
-          <w:szCs w:val="20"/>
-          <w:lang w:val="nb-NO"/>
-        </w:rPr>
-        <w:t xml:space="preserve">    </w:t>
-      </w:r>
-      <w:r>
-        <w:rPr>
-          <w:rFonts w:ascii="Segoe UI" w:hAnsi="Segoe UI" w:cs="Segoe UI"/>
-          <w:sz w:val="20"/>
-          <w:szCs w:val="20"/>
-          <w:lang w:val="nb-NO"/>
-        </w:rPr>
-        <w:t xml:space="preserve">         </w:t>
-      </w:r>
-      <w:r>
-        <w:rPr>
-          <w:rFonts w:ascii="Segoe UI" w:hAnsi="Segoe UI" w:cs="Segoe UI"/>
-          <w:sz w:val="20"/>
-          <w:szCs w:val="20"/>
-          <w:lang w:val="nb-NO"/>
-        </w:rPr>
-        <w:t xml:space="preserve">   </w:t>
-      </w:r>
-      <w:r>
-        <w:rPr>
-          <w:rFonts w:ascii="Segoe UI" w:hAnsi="Segoe UI" w:cs="Segoe UI"/>
-          <w:b/>
-          <w:bCs/>
-          <w:sz w:val="20"/>
-          <w:szCs w:val="20"/>
-          <w:lang w:val="nb-NO"/>
-        </w:rPr>
-        <w:t>” VIA</w:t>
-      </w:r>
-      <w:r>
-        <w:rPr>
-          <w:rFonts w:ascii="Segoe UI" w:hAnsi="Segoe UI" w:cs="Segoe UI"/>
-          <w:b/>
-          <w:bCs/>
-          <w:i/>
-          <w:iCs/>
-          <w:sz w:val="20"/>
-          <w:szCs w:val="20"/>
           <w:lang w:val="fr-FR"/>
         </w:rPr>
-        <w:t xml:space="preserve"> REGISTERED POST”</w:t>
-      </w:r>
-      <w:r>
-        <w:rPr>
-          <w:rFonts w:ascii="Segoe UI" w:hAnsi="Segoe UI" w:cs="Segoe UI"/>
-          <w:sz w:val="20"/>
-          <w:szCs w:val="20"/>
-          <w:lang w:val="nb-NO"/>
-        </w:rPr>
-        <w:t xml:space="preserve">                     </w:t>
-      </w:r>
-      <w:r>
-        <w:rPr>
-          <w:rFonts w:ascii="Segoe UI" w:hAnsi="Segoe UI" w:cs="Segoe UI"/>
-          <w:sz w:val="20"/>
-          <w:szCs w:val="20"/>
-          <w:lang w:val="nb-NO"/>
-        </w:rPr>
-        <w:t xml:space="preserve">  </w:t>
-      </w:r>
-      <w:r>
-        <w:rPr>
-          <w:rFonts w:ascii="Segoe UI" w:hAnsi="Segoe UI" w:cs="Segoe UI"/>
-          <w:sz w:val="20"/>
-          <w:szCs w:val="20"/>
-          <w:lang w:val="nb-NO"/>
+        <w:t>Dear</w:t>
+      </w:r>
+      <w:r>
+        <w:rPr>
+          <w:rFonts w:ascii="Segoe UI" w:hAnsi="Segoe UI" w:cs="Segoe UI"/>
+          <w:sz w:val="20"/>
+          <w:szCs w:val="20"/>
+          <w:lang w:val="fr-FR"/>
         </w:rPr>
         <w:t xml:space="preserve"> </w:t>
       </w:r>
@@ -325,219 +535,10 @@
           <w:rFonts w:ascii="Segoe UI" w:hAnsi="Segoe UI" w:cs="Segoe UI"/>
           <w:sz w:val="20"/>
           <w:szCs w:val="20"/>
-          <w:lang w:val="nb-NO"/>
-        </w:rPr>
-        <w:t xml:space="preserve">        </w:t>
-      </w:r>
-      <w:r>
-        <w:rPr>
-          <w:rFonts w:ascii="Segoe UI" w:hAnsi="Segoe UI" w:cs="Segoe UI"/>
-          <w:sz w:val="20"/>
-          <w:szCs w:val="20"/>
-          <w:lang w:val="nb-NO"/>
-        </w:rPr>
-        <w:t xml:space="preserve">             </w:t>
-      </w:r>
-      <w:r>
-        <w:rPr>
-          <w:rFonts w:ascii="Segoe UI" w:hAnsi="Segoe UI" w:cs="Segoe UI"/>
-          <w:sz w:val="20"/>
-          <w:szCs w:val="20"/>
-          <w:lang w:val="nb-NO"/>
-        </w:rPr>
-        <w:t xml:space="preserve">  </w:t>
-      </w:r>
-    </w:p>
-    <w:p>
-      <w:pPr>
-        <w:rPr>
-          <w:rFonts w:ascii="Segoe UI" w:hAnsi="Segoe UI" w:cs="Segoe UI"/>
-          <w:sz w:val="20"/>
-          <w:szCs w:val="20"/>
-        </w:rPr>
-      </w:pPr>
-      <w:r>
-        <w:rPr>
-          <w:rFonts w:ascii="Segoe UI" w:hAnsi="Segoe UI" w:cs="Segoe UI"/>
-          <w:sz w:val="20"/>
-          <w:szCs w:val="20"/>
-        </w:rPr>
-        <w:t>P.O</w:t>
-      </w:r>
-      <w:r>
-        <w:rPr>
-          <w:rFonts w:ascii="Segoe UI" w:hAnsi="Segoe UI" w:cs="Segoe UI"/>
-          <w:sz w:val="20"/>
-          <w:szCs w:val="20"/>
-        </w:rPr>
-        <w:t xml:space="preserve"> BOX</w:t>
-      </w:r>
-      <w:r>
-        <w:rPr>
-          <w:rFonts w:ascii="Segoe UI" w:hAnsi="Segoe UI" w:cs="Segoe UI"/>
-          <w:sz w:val="20"/>
-          <w:szCs w:val="20"/>
-        </w:rPr>
-        <w:t xml:space="preserve"> </w:t>
-      </w:r>
-      <w:r>
-        <w:rPr>
-          <w:rFonts w:ascii="Segoe UI" w:hAnsi="Segoe UI" w:cs="Segoe UI"/>
-          <w:sz w:val="20"/>
-          <w:szCs w:val="20"/>
-        </w:rPr>
-        <w:t>[address] – [postal code]</w:t>
-      </w:r>
-    </w:p>
-    <w:p>
-      <w:pPr>
-        <w:rPr>
-          <w:rFonts w:ascii="Segoe UI" w:hAnsi="Segoe UI" w:cs="Segoe UI"/>
-          <w:sz w:val="20"/>
-          <w:szCs w:val="20"/>
           <w:lang w:val="fr-FR"/>
         </w:rPr>
-      </w:pPr>
-      <w:r>
-        <w:rPr>
-          <w:rFonts w:ascii="Segoe UI" w:hAnsi="Segoe UI" w:cs="Segoe UI"/>
-          <w:sz w:val="20"/>
-          <w:szCs w:val="20"/>
-        </w:rPr>
-        <w:t>[</w:t>
-      </w:r>
-      <w:proofErr w:type="gramStart"/>
-      <w:r>
-        <w:rPr>
-          <w:rFonts w:ascii="Segoe UI" w:hAnsi="Segoe UI" w:cs="Segoe UI"/>
-          <w:sz w:val="20"/>
-          <w:szCs w:val="20"/>
-        </w:rPr>
-        <w:t xml:space="preserve">town] </w:t>
-      </w:r>
-      <w:r>
-        <w:rPr>
-          <w:rFonts w:ascii="Segoe UI" w:hAnsi="Segoe UI" w:cs="Segoe UI"/>
-          <w:sz w:val="20"/>
-          <w:szCs w:val="20"/>
-        </w:rPr>
-        <w:t xml:space="preserve">  </w:t>
-      </w:r>
-      <w:proofErr w:type="gramEnd"/>
-      <w:r>
-        <w:rPr>
-          <w:rFonts w:ascii="Segoe UI" w:hAnsi="Segoe UI" w:cs="Segoe UI"/>
-          <w:sz w:val="20"/>
-          <w:szCs w:val="20"/>
-        </w:rPr>
-        <w:t xml:space="preserve">                           </w:t>
-      </w:r>
-      <w:r>
-        <w:rPr>
-          <w:rFonts w:ascii="Segoe UI" w:hAnsi="Segoe UI" w:cs="Segoe UI"/>
-          <w:sz w:val="20"/>
-          <w:szCs w:val="20"/>
-        </w:rPr>
-        <w:t xml:space="preserve">                                         </w:t>
-      </w:r>
-      <w:r>
-        <w:rPr>
-          <w:rFonts w:ascii="Segoe UI" w:hAnsi="Segoe UI" w:cs="Segoe UI"/>
-          <w:sz w:val="20"/>
-          <w:szCs w:val="20"/>
-        </w:rPr>
-        <w:t xml:space="preserve">                  </w:t>
-      </w:r>
-      <w:r>
-        <w:rPr>
-          <w:rFonts w:ascii="Segoe UI" w:hAnsi="Segoe UI" w:cs="Segoe UI"/>
-          <w:sz w:val="20"/>
-          <w:szCs w:val="20"/>
-        </w:rPr>
-        <w:t xml:space="preserve">      </w:t>
-      </w:r>
-      <w:r>
-        <w:rPr>
-          <w:rFonts w:ascii="Segoe UI" w:hAnsi="Segoe UI" w:cs="Segoe UI"/>
-          <w:sz w:val="20"/>
-          <w:szCs w:val="20"/>
-        </w:rPr>
-        <w:t xml:space="preserve">Email: </w:t>
-      </w:r>
-      <w:r>
-        <w:rPr>
-          <w:rFonts w:ascii="Segoe UI" w:hAnsi="Segoe UI" w:cs="Segoe UI"/>
-          <w:sz w:val="20"/>
-          <w:szCs w:val="20"/>
-        </w:rPr>
-        <w:t>[address]</w:t>
-      </w:r>
-      <w:r>
-        <w:rPr>
-          <w:rFonts w:ascii="Segoe UI" w:hAnsi="Segoe UI" w:cs="Segoe UI"/>
-          <w:sz w:val="20"/>
-          <w:szCs w:val="20"/>
-        </w:rPr>
-        <w:t xml:space="preserve">     </w:t>
-      </w:r>
-      <w:r>
-        <w:rPr>
-          <w:rFonts w:ascii="Segoe UI" w:hAnsi="Segoe UI" w:cs="Segoe UI"/>
-          <w:sz w:val="20"/>
-          <w:szCs w:val="20"/>
-        </w:rPr>
-        <w:t xml:space="preserve">                                    </w:t>
-      </w:r>
-    </w:p>
-    <w:p>
-      <w:pPr>
-        <w:rPr>
-          <w:rFonts w:ascii="Segoe UI" w:hAnsi="Segoe UI" w:cs="Segoe UI"/>
-          <w:sz w:val="20"/>
-          <w:szCs w:val="20"/>
-          <w:lang w:val="fr-FR"/>
-        </w:rPr>
-      </w:pPr>
-    </w:p>
-    <w:p>
-      <w:pPr>
-        <w:rPr>
-          <w:rFonts w:ascii="Segoe UI" w:hAnsi="Segoe UI" w:cs="Segoe UI"/>
-          <w:sz w:val="20"/>
-          <w:szCs w:val="20"/>
-        </w:rPr>
-      </w:pPr>
-      <w:proofErr w:type="spellStart"/>
-      <w:r>
-        <w:rPr>
-          <w:rFonts w:ascii="Segoe UI" w:hAnsi="Segoe UI" w:cs="Segoe UI"/>
-          <w:sz w:val="20"/>
-          <w:szCs w:val="20"/>
-          <w:lang w:val="fr-FR"/>
-        </w:rPr>
-        <w:t>Dear</w:t>
-      </w:r>
-      <w:proofErr w:type="spellEnd"/>
-      <w:r>
-        <w:rPr>
-          <w:rFonts w:ascii="Segoe UI" w:hAnsi="Segoe UI" w:cs="Segoe UI"/>
-          <w:sz w:val="20"/>
-          <w:szCs w:val="20"/>
-          <w:lang w:val="fr-FR"/>
-        </w:rPr>
-        <w:t xml:space="preserve"> </w:t>
-      </w:r>
-      <w:proofErr w:type="spellStart"/>
-      <w:r>
-        <w:rPr>
-          <w:rFonts w:ascii="Segoe UI" w:hAnsi="Segoe UI" w:cs="Segoe UI"/>
-          <w:sz w:val="20"/>
-          <w:szCs w:val="20"/>
-          <w:lang w:val="fr-FR"/>
-        </w:rPr>
         <w:t>Madam</w:t>
       </w:r>
-      <w:proofErr w:type="spellEnd"/>
       <w:r>
         <w:rPr>
           <w:rFonts w:ascii="Segoe UI" w:hAnsi="Segoe UI" w:cs="Segoe UI"/>
@@ -726,19 +727,55 @@
       </w:r>
       <w:r>
         <w:rPr>
-          <w:rFonts w:ascii="Segoe UI" w:hAnsi="Segoe UI" w:cs="Segoe UI"/>
-          <w:b/>
-          <w:bCs/>
-          <w:sz w:val="20"/>
-          <w:szCs w:val="20"/>
-        </w:rPr>
-        <w:t>[loan balance]</w:t>
-      </w:r>
-      <w:r>
-        <w:rPr>
-          <w:rFonts w:ascii="Segoe UI" w:hAnsi="Segoe UI" w:cs="Segoe UI"/>
-          <w:b/>
-          <w:bCs/>
+          <w:b/>
+          <w:bCs/>
+          <w:sz w:val="20"/>
+          <w:szCs w:val="20"/>
+        </w:rPr>
+        <w:t>{#</w:t>
+      </w:r>
+      <w:proofErr w:type="gramStart"/>
+      <w:r>
+        <w:rPr>
+          <w:b/>
+          <w:bCs/>
+          <w:sz w:val="20"/>
+          <w:szCs w:val="20"/>
+        </w:rPr>
+        <w:t>loan}{</w:t>
+      </w:r>
+      <w:proofErr w:type="gramEnd"/>
+      <w:r>
+        <w:rPr>
+          <w:b/>
+          <w:bCs/>
+          <w:sz w:val="20"/>
+          <w:szCs w:val="20"/>
+        </w:rPr>
+        <w:t>outstanding_</w:t>
+      </w:r>
+      <w:proofErr w:type="gramStart"/>
+      <w:r>
+        <w:rPr>
+          <w:b/>
+          <w:bCs/>
+          <w:sz w:val="20"/>
+          <w:szCs w:val="20"/>
+        </w:rPr>
+        <w:t>balance}{</w:t>
+      </w:r>
+      <w:proofErr w:type="gramEnd"/>
+      <w:r>
+        <w:rPr>
+          <w:b/>
+          <w:bCs/>
+          <w:sz w:val="20"/>
+          <w:szCs w:val="20"/>
+        </w:rPr>
+        <w:t>/loan}</w:t>
+      </w:r>
+      <w:r>
+        <w:rPr>
           <w:sz w:val="20"/>
           <w:szCs w:val="20"/>
         </w:rPr>
@@ -843,10 +880,10 @@
         <w:tblLook w:val="04A0" w:firstRow="1" w:lastRow="0" w:firstColumn="1" w:lastColumn="0" w:noHBand="0" w:noVBand="1"/>
       </w:tblPr>
       <w:tblGrid>
-        <w:gridCol w:w="2193"/>
-        <w:gridCol w:w="1890"/>
-        <w:gridCol w:w="2520"/>
-        <w:gridCol w:w="1710"/>
+        <w:gridCol w:w="2947"/>
+        <w:gridCol w:w="2494"/>
+        <w:gridCol w:w="2197"/>
+        <w:gridCol w:w="1825"/>
       </w:tblGrid>
       <w:tr>
         <w:trPr>
@@ -1005,6 +1042,50 @@
                 <w:szCs w:val="20"/>
               </w:rPr>
             </w:pPr>
+            <w:r>
+              <w:rPr>
+                <w:rFonts w:ascii="Segoe UI" w:hAnsi="Segoe UI" w:cs="Segoe UI"/>
+                <w:sz w:val="20"/>
+                <w:szCs w:val="20"/>
+              </w:rPr>
+              <w:t>{#</w:t>
+            </w:r>
+            <w:proofErr w:type="gramStart"/>
+            <w:r>
+              <w:rPr>
+                <w:rFonts w:ascii="Segoe UI" w:hAnsi="Segoe UI" w:cs="Segoe UI"/>
+                <w:sz w:val="20"/>
+                <w:szCs w:val="20"/>
+              </w:rPr>
+              <w:t>customer}{</w:t>
+            </w:r>
+            <w:proofErr w:type="gramEnd"/>
+            <w:r>
+              <w:rPr>
+                <w:rFonts w:ascii="Segoe UI" w:hAnsi="Segoe UI" w:cs="Segoe UI"/>
+                <w:sz w:val="20"/>
+                <w:szCs w:val="20"/>
+              </w:rPr>
+              <w:t>account_</w:t>
+            </w:r>
+            <w:proofErr w:type="gramStart"/>
+            <w:r>
+              <w:rPr>
+                <w:rFonts w:ascii="Segoe UI" w:hAnsi="Segoe UI" w:cs="Segoe UI"/>
+                <w:sz w:val="20"/>
+                <w:szCs w:val="20"/>
+              </w:rPr>
+              <w:t>number}{</w:t>
+            </w:r>
+            <w:proofErr w:type="gramEnd"/>
+            <w:r>
+              <w:rPr>
+                <w:rFonts w:ascii="Segoe UI" w:hAnsi="Segoe UI" w:cs="Segoe UI"/>
+                <w:sz w:val="20"/>
+                <w:szCs w:val="20"/>
+              </w:rPr>
+              <w:t>/customer}</w:t>
+            </w:r>
           </w:p>
         </w:tc>
         <w:tc>
@@ -1027,6 +1108,45 @@
                 <w:szCs w:val="20"/>
               </w:rPr>
             </w:pPr>
+            <w:r>
+              <w:rPr>
+                <w:sz w:val="20"/>
+                <w:szCs w:val="20"/>
+              </w:rPr>
+              <w:t>{#</w:t>
+            </w:r>
+            <w:proofErr w:type="gramStart"/>
+            <w:r>
+              <w:rPr>
+                <w:sz w:val="20"/>
+                <w:szCs w:val="20"/>
+              </w:rPr>
+              <w:t>loan}{</w:t>
+            </w:r>
+            <w:proofErr w:type="gramEnd"/>
+            <w:r>
+              <w:rPr>
+                <w:sz w:val="20"/>
+                <w:szCs w:val="20"/>
+              </w:rPr>
+              <w:t>outstanding_</w:t>
+            </w:r>
+            <w:proofErr w:type="gramStart"/>
+            <w:r>
+              <w:rPr>
+                <w:sz w:val="20"/>
+                <w:szCs w:val="20"/>
+              </w:rPr>
+              <w:t>balance}{</w:t>
+            </w:r>
+            <w:proofErr w:type="gramEnd"/>
+            <w:r>
+              <w:rPr>
+                <w:sz w:val="20"/>
+                <w:szCs w:val="20"/>
+              </w:rPr>
+              <w:t>/loan}</w:t>
+            </w:r>
           </w:p>
         </w:tc>
         <w:tc>
@@ -1049,6 +1169,45 @@
                 <w:szCs w:val="20"/>
               </w:rPr>
             </w:pPr>
+            <w:r>
+              <w:rPr>
+                <w:sz w:val="20"/>
+                <w:szCs w:val="20"/>
+              </w:rPr>
+              <w:t>{#</w:t>
+            </w:r>
+            <w:proofErr w:type="gramStart"/>
+            <w:r>
+              <w:rPr>
+                <w:sz w:val="20"/>
+                <w:szCs w:val="20"/>
+              </w:rPr>
+              <w:t>loan}{</w:t>
+            </w:r>
+            <w:proofErr w:type="gramEnd"/>
+            <w:r>
+              <w:rPr>
+                <w:sz w:val="20"/>
+                <w:szCs w:val="20"/>
+              </w:rPr>
+              <w:t>arrears_</w:t>
+            </w:r>
+            <w:proofErr w:type="gramStart"/>
+            <w:r>
+              <w:rPr>
+                <w:sz w:val="20"/>
+                <w:szCs w:val="20"/>
+              </w:rPr>
+              <w:t>amount}{</w:t>
+            </w:r>
+            <w:proofErr w:type="gramEnd"/>
+            <w:r>
+              <w:rPr>
+                <w:sz w:val="20"/>
+                <w:szCs w:val="20"/>
+              </w:rPr>
+              <w:t>/loan}</w:t>
+            </w:r>
           </w:p>
         </w:tc>
         <w:tc>
@@ -1072,6 +1231,29 @@
                 <w:szCs w:val="20"/>
               </w:rPr>
             </w:pPr>
+            <w:r>
+              <w:rPr>
+                <w:sz w:val="20"/>
+                <w:szCs w:val="20"/>
+              </w:rPr>
+              <w:t>{#</w:t>
+            </w:r>
+            <w:proofErr w:type="gramStart"/>
+            <w:r>
+              <w:rPr>
+                <w:sz w:val="20"/>
+                <w:szCs w:val="20"/>
+              </w:rPr>
+              <w:t>loan}{</w:t>
+            </w:r>
+            <w:proofErr w:type="gramEnd"/>
+            <w:r>
+              <w:rPr>
+                <w:sz w:val="20"/>
+                <w:szCs w:val="20"/>
+              </w:rPr>
+              <w:t>daysinarr}{/loan}</w:t>
+            </w:r>
           </w:p>
         </w:tc>
       </w:tr>
@@ -1233,25 +1415,7 @@
           <w:sz w:val="20"/>
           <w:szCs w:val="20"/>
         </w:rPr>
-        <w:t xml:space="preserve">, without further recourse to you whatsoever as to costs and other </w:t>
-      </w:r>
-      <w:proofErr w:type="gramStart"/>
-      <w:r>
-        <w:rPr>
-          <w:rFonts w:ascii="Segoe UI" w:hAnsi="Segoe UI" w:cs="Segoe UI"/>
-          <w:sz w:val="20"/>
-          <w:szCs w:val="20"/>
-        </w:rPr>
-        <w:t>incidentals</w:t>
-      </w:r>
-      <w:proofErr w:type="gramEnd"/>
-      <w:r>
-        <w:rPr>
-          <w:rFonts w:ascii="Segoe UI" w:hAnsi="Segoe UI" w:cs="Segoe UI"/>
-          <w:sz w:val="20"/>
-          <w:szCs w:val="20"/>
-        </w:rPr>
-        <w:t xml:space="preserve"> arising there from.</w:t>
+        <w:t>, without further recourse to you whatsoever as to costs and other incidentals arising there from.</w:t>
       </w:r>
     </w:p>
     <w:p>
@@ -1591,6 +1755,8 @@
       </w:r>
     </w:p>
     <w:sectPr>
+      <w:headerReference w:type="default" r:id="rId7"/>
+      <w:footerReference w:type="default" r:id="rId8"/>
       <w:pgSz w:w="12240" w:h="15840"/>
       <w:pgMar w:top="1440" w:right="1440" w:bottom="1440" w:left="1440" w:header="720" w:footer="720" w:gutter="0"/>
       <w:cols w:space="720"/>
@@ -1619,6 +1785,52 @@
 </w:endnotes>
 </file>
 
+<file path=word/footer1.xml><?xml version="1.0" encoding="utf-8"?>
+<w:ftr xmlns:wpc="http://schemas.microsoft.com/office/word/2010/wordprocessingCanvas" xmlns:cx="http://schemas.microsoft.com/office/drawing/2014/chartex" xmlns:cx1="http://schemas.microsoft.com/office/drawing/2015/9/8/chartex" xmlns:cx2="http://schemas.microsoft.com/office/drawing/2015/10/21/chartex" xmlns:cx3="http://schemas.microsoft.com/office/drawing/2016/5/9/chartex" xmlns:cx4="http://schemas.microsoft.com/office/drawing/2016/5/10/chartex" xmlns:cx5="http://schemas.microsoft.com/office/drawing/2016/5/11/chartex" xmlns:cx6="http://schemas.microsoft.com/office/drawing/2016/5/12/chartex" xmlns:cx7="http://schemas.microsoft.com/office/drawing/2016/5/13/chartex" xmlns:cx8="http://schemas.microsoft.com/office/drawing/2016/5/14/chartex" xmlns:mc="http://schemas.openxmlformats.org/markup-compatibility/2006" xmlns:aink="http://schemas.microsoft.com/office/drawing/2016/ink" xmlns:am3d="http://schemas.microsoft.com/office/drawing/2017/model3d" xmlns:o="urn:schemas-microsoft-com:office:office" xmlns:oel="http://schemas.microsoft.com/office/2019/extlst" xmlns:r="http://schemas.openxmlformats.org/officeDocument/2006/relationships" xmlns:m="http://schemas.openxmlformats.org/officeDocument/2006/math" xmlns:v="urn:schemas-microsoft-com:vml" xmlns:wp14="http://schemas.microsoft.com/office/word/2010/wordprocessingDrawing" xmlns:wp="http://schemas.openxmlformats.org/drawingml/2006/wordprocessingDrawing" xmlns:w10="urn:schemas-microsoft-com:office:word" xmlns:w="http://schemas.openxmlformats.org/wordprocessingml/2006/main" xmlns:w14="http://schemas.microsoft.com/office/word/2010/wordml" xmlns:w15="http://schemas.microsoft.com/office/word/2012/wordml" xmlns:w16cex="http://schemas.microsoft.com/office/word/2018/wordml/cex" xmlns:w16cid="http://schemas.microsoft.com/office/word/2016/wordml/cid" xmlns:w16="http://schemas.microsoft.com/office/word/2018/wordml" xmlns:w16du="http://schemas.microsoft.com/office/word/2023/wordml/word16du" xmlns:w16sdtdh="http://schemas.microsoft.com/office/word/2020/wordml/sdtdatahash" xmlns:w16sdtfl="http://schemas.microsoft.com/office/word/2024/wordml/sdtformatlock" xmlns:w16se="http://schemas.microsoft.com/office/word/2015/wordml/symex" xmlns:wpg="http://schemas.microsoft.com/office/word/2010/wordprocessingGroup" xmlns:wpi="http://schemas.microsoft.com/office/word/2010/wordprocessingInk" xmlns:wne="http://schemas.microsoft.com/office/word/2006/wordml" xmlns:wps="http://schemas.microsoft.com/office/word/2010/wordprocessingShape" mc:Ignorable="w14 w15 w16se w16cid w16 w16cex w16sdtdh w16sdtfl w16du wp14">
+  <w:p>
+    <w:pPr>
+      <w:pStyle w:val="Footer"/>
+      <w:jc w:val="center"/>
+      <w:rPr>
+        <w:sz w:val="16"/>
+        <w:szCs w:val="16"/>
+      </w:rPr>
+    </w:pPr>
+    <w:r>
+      <w:rPr>
+        <w:rFonts w:ascii="Arial" w:hAnsi="Arial"/>
+        <w:sz w:val="16"/>
+        <w:szCs w:val="16"/>
+      </w:rPr>
+      <w:t xml:space="preserve">Directors: Mrs. Margaret Karangatha (Chairlady), </w:t>
+    </w:r>
+    <w:proofErr w:type="spellStart"/>
+    <w:r>
+      <w:rPr>
+        <w:rFonts w:ascii="Arial" w:hAnsi="Arial"/>
+        <w:sz w:val="16"/>
+        <w:szCs w:val="16"/>
+      </w:rPr>
+      <w:t>Macloud</w:t>
+    </w:r>
+    <w:proofErr w:type="spellEnd"/>
+    <w:r>
+      <w:rPr>
+        <w:rFonts w:ascii="Arial" w:hAnsi="Arial"/>
+        <w:sz w:val="16"/>
+        <w:szCs w:val="16"/>
+      </w:rPr>
+      <w:t xml:space="preserve"> Malonza, Julius Sitienei, Charles Kamari, Dr. Gideon Muriuki, CBS, MBS, Anthony Mburu (MD &amp; CEO)</w:t>
+    </w:r>
+  </w:p>
+  <w:p>
+    <w:pPr>
+      <w:pStyle w:val="Footer"/>
+    </w:pPr>
+  </w:p>
+</w:ftr>
+</file>
+
 <file path=word/footnotes.xml><?xml version="1.0" encoding="utf-8"?>
 <w:footnotes xmlns:wpc="http://schemas.microsoft.com/office/word/2010/wordprocessingCanvas" xmlns:cx="http://schemas.microsoft.com/office/drawing/2014/chartex" xmlns:cx1="http://schemas.microsoft.com/office/drawing/2015/9/8/chartex" xmlns:cx2="http://schemas.microsoft.com/office/drawing/2015/10/21/chartex" xmlns:cx3="http://schemas.microsoft.com/office/drawing/2016/5/9/chartex" xmlns:cx4="http://schemas.microsoft.com/office/drawing/2016/5/10/chartex" xmlns:cx5="http://schemas.microsoft.com/office/drawing/2016/5/11/chartex" xmlns:cx6="http://schemas.microsoft.com/office/drawing/2016/5/12/chartex" xmlns:cx7="http://schemas.microsoft.com/office/drawing/2016/5/13/chartex" xmlns:cx8="http://schemas.microsoft.com/office/drawing/2016/5/14/chartex" xmlns:mc="http://schemas.openxmlformats.org/markup-compatibility/2006" xmlns:aink="http://schemas.microsoft.com/office/drawing/2016/ink" xmlns:am3d="http://schemas.microsoft.com/office/drawing/2017/model3d" xmlns:o="urn:schemas-microsoft-com:office:office" xmlns:oel="http://schemas.microsoft.com/office/2019/extlst" xmlns:r="http://schemas.openxmlformats.org/officeDocument/2006/relationships" xmlns:m="http://schemas.openxmlformats.org/officeDocument/2006/math" xmlns:v="urn:schemas-microsoft-com:vml" xmlns:wp14="http://schemas.microsoft.com/office/word/2010/wordprocessingDrawing" xmlns:wp="http://schemas.openxmlformats.org/drawingml/2006/wordprocessingDrawing" xmlns:w10="urn:schemas-microsoft-com:office:word" xmlns:w="http://schemas.openxmlformats.org/wordprocessingml/2006/main" xmlns:w14="http://schemas.microsoft.com/office/word/2010/wordml" xmlns:w15="http://schemas.microsoft.com/office/word/2012/wordml" xmlns:w16cex="http://schemas.microsoft.com/office/word/2018/wordml/cex" xmlns:w16cid="http://schemas.microsoft.com/office/word/2016/wordml/cid" xmlns:w16="http://schemas.microsoft.com/office/word/2018/wordml" xmlns:w16du="http://schemas.microsoft.com/office/word/2023/wordml/word16du" xmlns:w16sdtdh="http://schemas.microsoft.com/office/word/2020/wordml/sdtdatahash" xmlns:w16sdtfl="http://schemas.microsoft.com/office/word/2024/wordml/sdtformatlock" xmlns:w16se="http://schemas.microsoft.com/office/word/2015/wordml/symex" xmlns:wpg="http://schemas.microsoft.com/office/word/2010/wordprocessingGroup" xmlns:wpi="http://schemas.microsoft.com/office/word/2010/wordprocessingInk" xmlns:wne="http://schemas.microsoft.com/office/word/2006/wordml" xmlns:wps="http://schemas.microsoft.com/office/word/2010/wordprocessingShape" mc:Ignorable="w14 w15 w16se w16cid w16 w16cex w16sdtdh w16sdtfl w16du wp14">
   <w:footnote w:type="separator" w:id="-1">
@@ -1636,6 +1848,254 @@
     </w:p>
   </w:footnote>
 </w:footnotes>
+</file>
+
+<file path=word/header1.xml><?xml version="1.0" encoding="utf-8"?>
+<w:hdr xmlns:wpc="http://schemas.microsoft.com/office/word/2010/wordprocessingCanvas" xmlns:cx="http://schemas.microsoft.com/office/drawing/2014/chartex" xmlns:cx1="http://schemas.microsoft.com/office/drawing/2015/9/8/chartex" xmlns:cx2="http://schemas.microsoft.com/office/drawing/2015/10/21/chartex" xmlns:cx3="http://schemas.microsoft.com/office/drawing/2016/5/9/chartex" xmlns:cx4="http://schemas.microsoft.com/office/drawing/2016/5/10/chartex" xmlns:cx5="http://schemas.microsoft.com/office/drawing/2016/5/11/chartex" xmlns:cx6="http://schemas.microsoft.com/office/drawing/2016/5/12/chartex" xmlns:cx7="http://schemas.microsoft.com/office/drawing/2016/5/13/chartex" xmlns:cx8="http://schemas.microsoft.com/office/drawing/2016/5/14/chartex" xmlns:mc="http://schemas.openxmlformats.org/markup-compatibility/2006" xmlns:aink="http://schemas.microsoft.com/office/drawing/2016/ink" xmlns:am3d="http://schemas.microsoft.com/office/drawing/2017/model3d" xmlns:o="urn:schemas-microsoft-com:office:office" xmlns:oel="http://schemas.microsoft.com/office/2019/extlst" xmlns:r="http://schemas.openxmlformats.org/officeDocument/2006/relationships" xmlns:m="http://schemas.openxmlformats.org/officeDocument/2006/math" xmlns:v="urn:schemas-microsoft-com:vml" xmlns:wp14="http://schemas.microsoft.com/office/word/2010/wordprocessingDrawing" xmlns:wp="http://schemas.openxmlformats.org/drawingml/2006/wordprocessingDrawing" xmlns:w10="urn:schemas-microsoft-com:office:word" xmlns:w="http://schemas.openxmlformats.org/wordprocessingml/2006/main" xmlns:w14="http://schemas.microsoft.com/office/word/2010/wordml" xmlns:w15="http://schemas.microsoft.com/office/word/2012/wordml" xmlns:w16cex="http://schemas.microsoft.com/office/word/2018/wordml/cex" xmlns:w16cid="http://schemas.microsoft.com/office/word/2016/wordml/cid" xmlns:w16="http://schemas.microsoft.com/office/word/2018/wordml" xmlns:w16du="http://schemas.microsoft.com/office/word/2023/wordml/word16du" xmlns:w16sdtdh="http://schemas.microsoft.com/office/word/2020/wordml/sdtdatahash" xmlns:w16sdtfl="http://schemas.microsoft.com/office/word/2024/wordml/sdtformatlock" xmlns:w16se="http://schemas.microsoft.com/office/word/2015/wordml/symex" xmlns:wpg="http://schemas.microsoft.com/office/word/2010/wordprocessingGroup" xmlns:wpi="http://schemas.microsoft.com/office/word/2010/wordprocessingInk" xmlns:wne="http://schemas.microsoft.com/office/word/2006/wordml" xmlns:wps="http://schemas.microsoft.com/office/word/2010/wordprocessingShape" mc:Ignorable="w14 w15 w16se w16cid w16 w16cex w16sdtdh w16sdtfl w16du wp14">
+  <w:p>
+    <w:pPr>
+      <w:jc w:val="right"/>
+      <w:rPr>
+        <w:rFonts w:ascii="Segoe UI" w:hAnsi="Segoe UI" w:cs="Segoe UI"/>
+        <w:bCs/>
+        <w:sz w:val="20"/>
+        <w:szCs w:val="20"/>
+      </w:rPr>
+    </w:pPr>
+    <w:r>
+      <w:rPr>
+        <w:rFonts w:ascii="Segoe UI" w:hAnsi="Segoe UI" w:cs="Segoe UI"/>
+        <w:bCs/>
+        <w:sz w:val="20"/>
+        <w:szCs w:val="20"/>
+      </w:rPr>
+      <w:t xml:space="preserve">Kingdom Bank | </w:t>
+    </w:r>
+    <w:proofErr w:type="spellStart"/>
+    <w:r>
+      <w:rPr>
+        <w:rFonts w:ascii="Segoe UI" w:hAnsi="Segoe UI" w:cs="Segoe UI"/>
+        <w:bCs/>
+        <w:sz w:val="20"/>
+        <w:szCs w:val="20"/>
+      </w:rPr>
+      <w:t>Argwings</w:t>
+    </w:r>
+    <w:proofErr w:type="spellEnd"/>
+    <w:r>
+      <w:rPr>
+        <w:rFonts w:ascii="Segoe UI" w:hAnsi="Segoe UI" w:cs="Segoe UI"/>
+        <w:bCs/>
+        <w:sz w:val="20"/>
+        <w:szCs w:val="20"/>
+      </w:rPr>
+      <w:t xml:space="preserve"> </w:t>
+    </w:r>
+    <w:proofErr w:type="spellStart"/>
+    <w:r>
+      <w:rPr>
+        <w:rFonts w:ascii="Segoe UI" w:hAnsi="Segoe UI" w:cs="Segoe UI"/>
+        <w:bCs/>
+        <w:sz w:val="20"/>
+        <w:szCs w:val="20"/>
+      </w:rPr>
+      <w:t>Kodhek</w:t>
+    </w:r>
+    <w:proofErr w:type="spellEnd"/>
+    <w:r>
+      <w:rPr>
+        <w:rFonts w:ascii="Segoe UI" w:hAnsi="Segoe UI" w:cs="Segoe UI"/>
+        <w:bCs/>
+        <w:sz w:val="20"/>
+        <w:szCs w:val="20"/>
+      </w:rPr>
+      <w:t xml:space="preserve"> Rd, </w:t>
+    </w:r>
+    <w:proofErr w:type="spellStart"/>
+    <w:r>
+      <w:rPr>
+        <w:rFonts w:ascii="Segoe UI" w:hAnsi="Segoe UI" w:cs="Segoe UI"/>
+        <w:bCs/>
+        <w:sz w:val="20"/>
+        <w:szCs w:val="20"/>
+      </w:rPr>
+      <w:t>Kilimani</w:t>
+    </w:r>
+    <w:proofErr w:type="spellEnd"/>
+  </w:p>
+  <w:p>
+    <w:pPr>
+      <w:jc w:val="right"/>
+      <w:rPr>
+        <w:rFonts w:ascii="Segoe UI" w:hAnsi="Segoe UI" w:cs="Segoe UI"/>
+        <w:bCs/>
+        <w:sz w:val="20"/>
+        <w:szCs w:val="20"/>
+      </w:rPr>
+    </w:pPr>
+    <w:r>
+      <w:rPr>
+        <w:rFonts w:ascii="Segoe UI" w:hAnsi="Segoe UI" w:cs="Segoe UI"/>
+        <w:bCs/>
+        <w:noProof/>
+        <w:sz w:val="20"/>
+        <w:szCs w:val="20"/>
+      </w:rPr>
+      <w:drawing>
+        <wp:anchor distT="0" distB="0" distL="114300" distR="114300" simplePos="0" relativeHeight="251659264" behindDoc="0" locked="0" layoutInCell="1" allowOverlap="1" wp14:anchorId="51CD0A52" wp14:editId="4211D8E3">
+          <wp:simplePos x="0" y="0"/>
+          <wp:positionH relativeFrom="column">
+            <wp:posOffset>48986</wp:posOffset>
+          </wp:positionH>
+          <wp:positionV relativeFrom="paragraph">
+            <wp:posOffset>5170</wp:posOffset>
+          </wp:positionV>
+          <wp:extent cx="2512295" cy="538843"/>
+          <wp:effectExtent l="0" t="0" r="2540" b="0"/>
+          <wp:wrapNone/>
+          <wp:docPr id="1287025203" name="Picture 1" descr="Kingdom Bank Ltd - We Too are You."/>
+          <wp:cNvGraphicFramePr>
+            <a:graphicFrameLocks xmlns:a="http://schemas.openxmlformats.org/drawingml/2006/main" noChangeAspect="1"/>
+          </wp:cNvGraphicFramePr>
+          <a:graphic xmlns:a="http://schemas.openxmlformats.org/drawingml/2006/main">
+            <a:graphicData uri="http://schemas.openxmlformats.org/drawingml/2006/picture">
+              <pic:pic xmlns:pic="http://schemas.openxmlformats.org/drawingml/2006/picture">
+                <pic:nvPicPr>
+                  <pic:cNvPr id="0" name="Picture 1" descr="Kingdom Bank Ltd - We Too are You."/>
+                  <pic:cNvPicPr>
+                    <a:picLocks noChangeAspect="1" noChangeArrowheads="1"/>
+                  </pic:cNvPicPr>
+                </pic:nvPicPr>
+                <pic:blipFill>
+                  <a:blip r:embed="rId1">
+                    <a:extLst>
+                      <a:ext uri="{28A0092B-C50C-407E-A947-70E740481C1C}">
+                        <a14:useLocalDpi xmlns:a14="http://schemas.microsoft.com/office/drawing/2010/main" val="0"/>
+                      </a:ext>
+                    </a:extLst>
+                  </a:blip>
+                  <a:srcRect/>
+                  <a:stretch>
+                    <a:fillRect/>
+                  </a:stretch>
+                </pic:blipFill>
+                <pic:spPr bwMode="auto">
+                  <a:xfrm>
+                    <a:off x="0" y="0"/>
+                    <a:ext cx="2527752" cy="542158"/>
+                  </a:xfrm>
+                  <a:prstGeom prst="rect">
+                    <a:avLst/>
+                  </a:prstGeom>
+                  <a:noFill/>
+                  <a:ln>
+                    <a:noFill/>
+                  </a:ln>
+                </pic:spPr>
+              </pic:pic>
+            </a:graphicData>
+          </a:graphic>
+          <wp14:sizeRelH relativeFrom="margin">
+            <wp14:pctWidth>0</wp14:pctWidth>
+          </wp14:sizeRelH>
+          <wp14:sizeRelV relativeFrom="margin">
+            <wp14:pctHeight>0</wp14:pctHeight>
+          </wp14:sizeRelV>
+        </wp:anchor>
+      </w:drawing>
+    </w:r>
+    <w:r>
+      <w:rPr>
+        <w:rFonts w:ascii="Segoe UI" w:hAnsi="Segoe UI" w:cs="Segoe UI"/>
+        <w:bCs/>
+        <w:sz w:val="20"/>
+        <w:szCs w:val="20"/>
+      </w:rPr>
+      <w:t>P.O Box 22741-00400, Nairobi Kenya</w:t>
+    </w:r>
+  </w:p>
+  <w:p>
+    <w:pPr>
+      <w:jc w:val="right"/>
+      <w:rPr>
+        <w:rFonts w:ascii="Segoe UI" w:hAnsi="Segoe UI" w:cs="Segoe UI"/>
+        <w:bCs/>
+        <w:sz w:val="20"/>
+        <w:szCs w:val="20"/>
+      </w:rPr>
+    </w:pPr>
+    <w:r>
+      <w:rPr>
+        <w:rFonts w:ascii="Segoe UI" w:hAnsi="Segoe UI" w:cs="Segoe UI"/>
+        <w:bCs/>
+        <w:sz w:val="20"/>
+        <w:szCs w:val="20"/>
+      </w:rPr>
+      <w:t>Landline: 020-221 0339</w:t>
+    </w:r>
+  </w:p>
+  <w:p>
+    <w:pPr>
+      <w:jc w:val="right"/>
+      <w:rPr>
+        <w:rFonts w:ascii="Segoe UI" w:hAnsi="Segoe UI" w:cs="Segoe UI"/>
+        <w:bCs/>
+        <w:sz w:val="20"/>
+        <w:szCs w:val="20"/>
+      </w:rPr>
+    </w:pPr>
+    <w:r>
+      <w:rPr>
+        <w:rFonts w:ascii="Segoe UI" w:hAnsi="Segoe UI" w:cs="Segoe UI"/>
+        <w:bCs/>
+        <w:sz w:val="20"/>
+        <w:szCs w:val="20"/>
+      </w:rPr>
+      <w:t>Mobile: 0709 881 000 | 0709 881 300</w:t>
+    </w:r>
+  </w:p>
+  <w:p>
+    <w:pPr>
+      <w:jc w:val="right"/>
+      <w:rPr>
+        <w:rFonts w:ascii="Segoe UI" w:hAnsi="Segoe UI" w:cs="Segoe UI"/>
+        <w:bCs/>
+        <w:sz w:val="20"/>
+        <w:szCs w:val="20"/>
+      </w:rPr>
+    </w:pPr>
+    <w:r>
+      <w:rPr>
+        <w:rFonts w:ascii="Segoe UI" w:hAnsi="Segoe UI" w:cs="Segoe UI"/>
+        <w:bCs/>
+        <w:sz w:val="20"/>
+        <w:szCs w:val="20"/>
+      </w:rPr>
+      <w:t>Email: info@kingdombankltd.co.ke</w:t>
+    </w:r>
+  </w:p>
+  <w:p>
+    <w:pPr>
+      <w:pStyle w:val="Header"/>
+      <w:jc w:val="right"/>
+      <w:rPr>
+        <w:rFonts w:cstheme="minorHAnsi"/>
+        <w:bCs/>
+        <w:sz w:val="20"/>
+        <w:szCs w:val="20"/>
+      </w:rPr>
+    </w:pPr>
+    <w:r>
+      <w:rPr>
+        <w:rFonts w:ascii="Segoe UI" w:hAnsi="Segoe UI" w:cs="Segoe UI"/>
+        <w:bCs/>
+        <w:sz w:val="20"/>
+        <w:szCs w:val="20"/>
+      </w:rPr>
+      <w:t>Website: www.kingdombankltd.co.ke</w:t>
+    </w:r>
+  </w:p>
+</w:hdr>
 </file>
 
 <file path=word/styles.xml><?xml version="1.0" encoding="utf-8"?>
